--- a/docs/atualizados/HoverVoice-Documento-de-Qualidade.docx
+++ b/docs/atualizados/HoverVoice-Documento-de-Qualidade.docx
@@ -9830,7 +9830,25 @@
           <w:sz w:val="22"/>
           <w:szCs w:val="22"/>
         </w:rPr>
-        <w:t xml:space="preserve">Exigem o backend no ar e o Client ID do Google configurado. Os casos CT-L01 a CT-L10 foram executados até aqui com o Google simulado (seção 8); falta executá-los com o Google real.</w:t>
+        <w:t xml:space="preserve">Exigem o backend no ar e o Client ID do Google configurado. O login está </w:t>
+      </w:r>
+      <w:r>
+        <w:rPr>
+          <w:rFonts w:ascii="Arial" w:cs="Arial" w:eastAsia="Arial" w:hAnsi="Arial"/>
+          <w:b/>
+          <w:bCs/>
+          <w:sz w:val="22"/>
+          <w:szCs w:val="22"/>
+        </w:rPr>
+        <w:t xml:space="preserve">desativado</w:t>
+      </w:r>
+      <w:r>
+        <w:rPr>
+          <w:rFonts w:ascii="Arial" w:cs="Arial" w:eastAsia="Arial" w:hAnsi="Arial"/>
+          <w:sz w:val="22"/>
+          <w:szCs w:val="22"/>
+        </w:rPr>
+        <w:t xml:space="preserve"> enquanto não houver Client ID (sem ele, o cartão de conta fica oculto). Os casos CT-L01 a CT-L10 foram executados até aqui com o Google simulado (seção 8); falta executá-los com o Google real.</w:t>
       </w:r>
     </w:p>
     <w:tbl>
@@ -10019,6 +10037,192 @@
                 <w:szCs w:val="19"/>
               </w:rPr>
               <w:t xml:space="preserve">Resultado esperado</w:t>
+            </w:r>
+          </w:p>
+        </w:tc>
+      </w:tr>
+      <w:tr>
+        <w:trPr>
+          <w:cantSplit/>
+        </w:trPr>
+        <w:tc>
+          <w:tcPr>
+            <w:tcW w:type="dxa" w:w="845"/>
+            <w:tcBorders>
+              <w:top w:val="single" w:color="B8C7D1" w:sz="4"/>
+              <w:left w:val="single" w:color="B8C7D1" w:sz="4"/>
+              <w:bottom w:val="single" w:color="B8C7D1" w:sz="4"/>
+              <w:right w:val="single" w:color="B8C7D1" w:sz="4"/>
+            </w:tcBorders>
+            <w:tcMar>
+              <w:top w:type="dxa" w:w="70"/>
+              <w:left w:type="dxa" w:w="110"/>
+              <w:bottom w:type="dxa" w:w="70"/>
+              <w:right w:type="dxa" w:w="110"/>
+            </w:tcMar>
+          </w:tcPr>
+          <w:p>
+            <w:pPr>
+              <w:spacing w:line="264"/>
+            </w:pPr>
+            <w:r>
+              <w:rPr>
+                <w:rFonts w:ascii="Arial" w:cs="Arial" w:eastAsia="Arial" w:hAnsi="Arial"/>
+                <w:b w:val="false"/>
+                <w:bCs w:val="false"/>
+                <w:sz w:val="19"/>
+                <w:szCs w:val="19"/>
+              </w:rPr>
+              <w:t xml:space="preserve">CT-L00</w:t>
+            </w:r>
+          </w:p>
+        </w:tc>
+        <w:tc>
+          <w:tcPr>
+            <w:tcW w:type="dxa" w:w="1099"/>
+            <w:tcBorders>
+              <w:top w:val="single" w:color="B8C7D1" w:sz="4"/>
+              <w:left w:val="single" w:color="B8C7D1" w:sz="4"/>
+              <w:bottom w:val="single" w:color="B8C7D1" w:sz="4"/>
+              <w:right w:val="single" w:color="B8C7D1" w:sz="4"/>
+            </w:tcBorders>
+            <w:tcMar>
+              <w:top w:type="dxa" w:w="70"/>
+              <w:left w:type="dxa" w:w="110"/>
+              <w:bottom w:type="dxa" w:w="70"/>
+              <w:right w:type="dxa" w:w="110"/>
+            </w:tcMar>
+          </w:tcPr>
+          <w:p>
+            <w:pPr>
+              <w:spacing w:line="264"/>
+            </w:pPr>
+            <w:r>
+              <w:rPr>
+                <w:rFonts w:ascii="Arial" w:cs="Arial" w:eastAsia="Arial" w:hAnsi="Arial"/>
+                <w:b w:val="false"/>
+                <w:bCs w:val="false"/>
+                <w:sz w:val="19"/>
+                <w:szCs w:val="19"/>
+              </w:rPr>
+              <w:t xml:space="preserve">RF-17</w:t>
+            </w:r>
+          </w:p>
+        </w:tc>
+        <w:tc>
+          <w:tcPr>
+            <w:tcW w:type="dxa" w:w="930"/>
+            <w:tcBorders>
+              <w:top w:val="single" w:color="B8C7D1" w:sz="4"/>
+              <w:left w:val="single" w:color="B8C7D1" w:sz="4"/>
+              <w:bottom w:val="single" w:color="B8C7D1" w:sz="4"/>
+              <w:right w:val="single" w:color="B8C7D1" w:sz="4"/>
+            </w:tcBorders>
+            <w:tcMar>
+              <w:top w:type="dxa" w:w="70"/>
+              <w:left w:type="dxa" w:w="110"/>
+              <w:bottom w:type="dxa" w:w="70"/>
+              <w:right w:type="dxa" w:w="110"/>
+            </w:tcMar>
+          </w:tcPr>
+          <w:p>
+            <w:pPr>
+              <w:spacing w:line="264"/>
+            </w:pPr>
+            <w:r>
+              <w:rPr>
+                <w:rFonts w:ascii="Arial" w:cs="Arial" w:eastAsia="Arial" w:hAnsi="Arial"/>
+                <w:b w:val="false"/>
+                <w:bCs w:val="false"/>
+                <w:sz w:val="19"/>
+                <w:szCs w:val="19"/>
+              </w:rPr>
+              <w:t xml:space="preserve">C</w:t>
+            </w:r>
+          </w:p>
+        </w:tc>
+        <w:tc>
+          <w:tcPr>
+            <w:tcW w:type="dxa" w:w="3382"/>
+            <w:tcBorders>
+              <w:top w:val="single" w:color="B8C7D1" w:sz="4"/>
+              <w:left w:val="single" w:color="B8C7D1" w:sz="4"/>
+              <w:bottom w:val="single" w:color="B8C7D1" w:sz="4"/>
+              <w:right w:val="single" w:color="B8C7D1" w:sz="4"/>
+            </w:tcBorders>
+            <w:tcMar>
+              <w:top w:type="dxa" w:w="70"/>
+              <w:left w:type="dxa" w:w="110"/>
+              <w:bottom w:type="dxa" w:w="70"/>
+              <w:right w:type="dxa" w:w="110"/>
+            </w:tcMar>
+          </w:tcPr>
+          <w:p>
+            <w:pPr>
+              <w:spacing w:line="264"/>
+            </w:pPr>
+            <w:r>
+              <w:rPr>
+                <w:rFonts w:ascii="Arial" w:cs="Arial" w:eastAsia="Arial" w:hAnsi="Arial"/>
+                <w:b w:val="false"/>
+                <w:bCs w:val="false"/>
+                <w:sz w:val="19"/>
+                <w:szCs w:val="19"/>
+              </w:rPr>
+              <w:t xml:space="preserve">Com </w:t>
+            </w:r>
+            <w:r>
+              <w:rPr>
+                <w:rFonts w:ascii="Consolas" w:cs="Consolas" w:eastAsia="Consolas" w:hAnsi="Consolas"/>
+                <w:b w:val="false"/>
+                <w:bCs w:val="false"/>
+                <w:sz w:val="19"/>
+                <w:szCs w:val="19"/>
+                <w:shd w:fill="EEF3F6" w:color="auto" w:val="clear"/>
+              </w:rPr>
+              <w:t xml:space="preserve">GOOGLE_CLIENT_ID</w:t>
+            </w:r>
+            <w:r>
+              <w:rPr>
+                <w:rFonts w:ascii="Arial" w:cs="Arial" w:eastAsia="Arial" w:hAnsi="Arial"/>
+                <w:b w:val="false"/>
+                <w:bCs w:val="false"/>
+                <w:sz w:val="19"/>
+                <w:szCs w:val="19"/>
+              </w:rPr>
+              <w:t xml:space="preserve"> vazio (estado atual), abrir o popup</w:t>
+            </w:r>
+          </w:p>
+        </w:tc>
+        <w:tc>
+          <w:tcPr>
+            <w:tcW w:type="dxa" w:w="3382"/>
+            <w:tcBorders>
+              <w:top w:val="single" w:color="B8C7D1" w:sz="4"/>
+              <w:left w:val="single" w:color="B8C7D1" w:sz="4"/>
+              <w:bottom w:val="single" w:color="B8C7D1" w:sz="4"/>
+              <w:right w:val="single" w:color="B8C7D1" w:sz="4"/>
+            </w:tcBorders>
+            <w:tcMar>
+              <w:top w:type="dxa" w:w="70"/>
+              <w:left w:type="dxa" w:w="110"/>
+              <w:bottom w:type="dxa" w:w="70"/>
+              <w:right w:type="dxa" w:w="110"/>
+            </w:tcMar>
+          </w:tcPr>
+          <w:p>
+            <w:pPr>
+              <w:spacing w:line="264"/>
+            </w:pPr>
+            <w:r>
+              <w:rPr>
+                <w:rFonts w:ascii="Arial" w:cs="Arial" w:eastAsia="Arial" w:hAnsi="Arial"/>
+                <w:b w:val="false"/>
+                <w:bCs w:val="false"/>
+                <w:sz w:val="19"/>
+                <w:szCs w:val="19"/>
+              </w:rPr>
+              <w:t xml:space="preserve">O cartão de conta não aparece e todo o resto funciona normalmente</w:t>
             </w:r>
           </w:p>
         </w:tc>
@@ -13892,7 +14096,7 @@
                 <w:sz w:val="19"/>
                 <w:szCs w:val="19"/>
               </w:rPr>
-              <w:t xml:space="preserve">CT-L06, CT-L09</w:t>
+              <w:t xml:space="preserve">CT-L00, CT-L06, CT-L09</w:t>
             </w:r>
           </w:p>
         </w:tc>
@@ -16005,7 +16209,7 @@
                 <w:sz w:val="19"/>
                 <w:szCs w:val="19"/>
               </w:rPr>
-              <w:t xml:space="preserve">O login real com o Google ainda não foi executado (depende do Client ID e da hospedagem do backend)</w:t>
+              <w:t xml:space="preserve">O login real com o Google não pôde ser ativado: criar o cliente OAuth exige forma de pagamento no Google Cloud. O recurso fica oculto até haver Client ID</w:t>
             </w:r>
           </w:p>
         </w:tc>
@@ -16101,7 +16305,7 @@
                 <w:sz w:val="19"/>
                 <w:szCs w:val="19"/>
               </w:rPr>
-              <w:t xml:space="preserve">Bloqueado</w:t>
+              <w:t xml:space="preserve">Bloqueado (decisão: entregar com login desativado)</w:t>
             </w:r>
           </w:p>
         </w:tc>
@@ -18565,6 +18769,107 @@
                 <w:sz w:val="19"/>
                 <w:szCs w:val="19"/>
               </w:rPr>
+              <w:t xml:space="preserve">CT-L00</w:t>
+            </w:r>
+          </w:p>
+        </w:tc>
+        <w:tc>
+          <w:tcPr>
+            <w:tcW w:type="dxa" w:w="1928"/>
+            <w:tcBorders>
+              <w:top w:val="single" w:color="B8C7D1" w:sz="4"/>
+              <w:left w:val="single" w:color="B8C7D1" w:sz="4"/>
+              <w:bottom w:val="single" w:color="B8C7D1" w:sz="4"/>
+              <w:right w:val="single" w:color="B8C7D1" w:sz="4"/>
+            </w:tcBorders>
+            <w:tcMar>
+              <w:top w:type="dxa" w:w="70"/>
+              <w:left w:type="dxa" w:w="110"/>
+              <w:bottom w:type="dxa" w:w="70"/>
+              <w:right w:type="dxa" w:w="110"/>
+            </w:tcMar>
+          </w:tcPr>
+          <w:p>
+            <w:pPr>
+              <w:spacing w:line="264"/>
+            </w:pPr>
+            <w:r>
+              <w:rPr>
+                <w:rFonts w:ascii="Arial" w:cs="Arial" w:eastAsia="Arial" w:hAnsi="Arial"/>
+                <w:b w:val="false"/>
+                <w:bCs w:val="false"/>
+                <w:sz w:val="19"/>
+                <w:szCs w:val="19"/>
+              </w:rPr>
+              <w:t xml:space="preserve">Aprovado (automatizado)</w:t>
+            </w:r>
+          </w:p>
+        </w:tc>
+        <w:tc>
+          <w:tcPr>
+            <w:tcW w:type="dxa" w:w="6457"/>
+            <w:tcBorders>
+              <w:top w:val="single" w:color="B8C7D1" w:sz="4"/>
+              <w:left w:val="single" w:color="B8C7D1" w:sz="4"/>
+              <w:bottom w:val="single" w:color="B8C7D1" w:sz="4"/>
+              <w:right w:val="single" w:color="B8C7D1" w:sz="4"/>
+            </w:tcBorders>
+            <w:tcMar>
+              <w:top w:type="dxa" w:w="70"/>
+              <w:left w:type="dxa" w:w="110"/>
+              <w:bottom w:type="dxa" w:w="70"/>
+              <w:right w:type="dxa" w:w="110"/>
+            </w:tcMar>
+          </w:tcPr>
+          <w:p>
+            <w:pPr>
+              <w:spacing w:line="264"/>
+            </w:pPr>
+            <w:r>
+              <w:rPr>
+                <w:rFonts w:ascii="Arial" w:cs="Arial" w:eastAsia="Arial" w:hAnsi="Arial"/>
+                <w:b w:val="false"/>
+                <w:bCs w:val="false"/>
+                <w:sz w:val="19"/>
+                <w:szCs w:val="19"/>
+              </w:rPr>
+              <w:t xml:space="preserve">Sem Client ID, o cartão de conta fica oculto e a ativação segue visível</w:t>
+            </w:r>
+          </w:p>
+        </w:tc>
+      </w:tr>
+      <w:tr>
+        <w:trPr>
+          <w:cantSplit/>
+        </w:trPr>
+        <w:tc>
+          <w:tcPr>
+            <w:tcW w:type="dxa" w:w="1253"/>
+            <w:tcBorders>
+              <w:top w:val="single" w:color="B8C7D1" w:sz="4"/>
+              <w:left w:val="single" w:color="B8C7D1" w:sz="4"/>
+              <w:bottom w:val="single" w:color="B8C7D1" w:sz="4"/>
+              <w:right w:val="single" w:color="B8C7D1" w:sz="4"/>
+            </w:tcBorders>
+            <w:tcMar>
+              <w:top w:type="dxa" w:w="70"/>
+              <w:left w:type="dxa" w:w="110"/>
+              <w:bottom w:type="dxa" w:w="70"/>
+              <w:right w:type="dxa" w:w="110"/>
+            </w:tcMar>
+          </w:tcPr>
+          <w:p>
+            <w:pPr>
+              <w:spacing w:line="264"/>
+            </w:pPr>
+            <w:r>
+              <w:rPr>
+                <w:rFonts w:ascii="Arial" w:cs="Arial" w:eastAsia="Arial" w:hAnsi="Arial"/>
+                <w:b w:val="false"/>
+                <w:bCs w:val="false"/>
+                <w:sz w:val="19"/>
+                <w:szCs w:val="19"/>
+              </w:rPr>
               <w:t xml:space="preserve">CT-L01 a CT-L06</w:t>
             </w:r>
           </w:p>
@@ -19509,7 +19814,7 @@
                 <w:sz w:val="19"/>
                 <w:szCs w:val="19"/>
               </w:rPr>
-              <w:t xml:space="preserve">0 (CT-L01 real pendente)</w:t>
+              <w:t xml:space="preserve">1 (CT-L01 real, sem Client ID)</w:t>
             </w:r>
           </w:p>
         </w:tc>

--- a/docs/atualizados/HoverVoice-Documento-de-Qualidade.docx
+++ b/docs/atualizados/HoverVoice-Documento-de-Qualidade.docx
@@ -15528,7 +15528,7 @@
                 <w:sz w:val="19"/>
                 <w:szCs w:val="19"/>
               </w:rPr>
-              <w:t xml:space="preserve">O contraste das cores do popup, do leitor e do login nunca foi medido; pode não atingir 4,5:1</w:t>
+              <w:t xml:space="preserve">O contraste nunca tinha sido medido. Medição em 30/10/2026: todos os textos passam de 4,5:1 (mínimo 5,8:1). Falhavam 3:1 as bordas de campos e botões (1,9:1) e o interruptor desligado (1,8:1)</w:t>
             </w:r>
           </w:p>
         </w:tc>
@@ -15624,7 +15624,7 @@
                 <w:sz w:val="19"/>
                 <w:szCs w:val="19"/>
               </w:rPr>
-              <w:t xml:space="preserve">A medir</w:t>
+              <w:t xml:space="preserve">Corrigido (bordas de controles 3,1:1 a 4,6:1; interruptor desligado 4,6:1)</w:t>
             </w:r>
           </w:p>
         </w:tc>
@@ -18260,7 +18260,7 @@
                 <w:sz w:val="19"/>
                 <w:szCs w:val="19"/>
               </w:rPr>
-              <w:t xml:space="preserve">CT-23</w:t>
+              <w:t xml:space="preserve">CT-21</w:t>
             </w:r>
           </w:p>
         </w:tc>
@@ -18292,7 +18292,7 @@
                 <w:sz w:val="19"/>
                 <w:szCs w:val="19"/>
               </w:rPr>
-              <w:t xml:space="preserve">Aprovado (parcial)</w:t>
+              <w:t xml:space="preserve">Aprovado (parcial, Edge automatizado)</w:t>
             </w:r>
           </w:p>
         </w:tc>
@@ -18324,7 +18324,7 @@
                 <w:sz w:val="19"/>
                 <w:szCs w:val="19"/>
               </w:rPr>
-              <w:t xml:space="preserve">Com </w:t>
+              <w:t xml:space="preserve">No Edge, em 30/10/2026: popup (ativar, ajustar velocidade, persistência), idioma da interface, leitor de PDF com 15 blocos narráveis e destaque em </w:t>
             </w:r>
             <w:r>
               <w:rPr>
@@ -18335,17 +18335,17 @@
                 <w:szCs w:val="19"/>
                 <w:shd w:fill="EEF3F6" w:color="auto" w:val="clear"/>
               </w:rPr>
-              <w:t xml:space="preserve">prefers-reduced-motion</w:t>
-            </w:r>
-            <w:r>
-              <w:rPr>
-                <w:rFonts w:ascii="Arial" w:cs="Arial" w:eastAsia="Arial" w:hAnsi="Arial"/>
-                <w:b w:val="false"/>
-                <w:bCs w:val="false"/>
-                <w:sz w:val="19"/>
-                <w:szCs w:val="19"/>
-              </w:rPr>
-              <w:t xml:space="preserve"> a animação some; foco visível e leitor de tela não verificados</w:t>
+              <w:t xml:space="preserve">TESTE.html</w:t>
+            </w:r>
+            <w:r>
+              <w:rPr>
+                <w:rFonts w:ascii="Arial" w:cs="Arial" w:eastAsia="Arial" w:hAnsi="Arial"/>
+                <w:b w:val="false"/>
+                <w:bCs w:val="false"/>
+                <w:sz w:val="19"/>
+                <w:szCs w:val="19"/>
+              </w:rPr>
+              <w:t xml:space="preserve">, sem erros no console. Não executados no Edge: Alt + A, áudio e os demais casos da lista</w:t>
             </w:r>
           </w:p>
         </w:tc>
@@ -18382,7 +18382,7 @@
                 <w:sz w:val="19"/>
                 <w:szCs w:val="19"/>
               </w:rPr>
-              <w:t xml:space="preserve">CT-26, CT-27</w:t>
+              <w:t xml:space="preserve">CT-24</w:t>
             </w:r>
           </w:p>
         </w:tc>
@@ -18414,7 +18414,7 @@
                 <w:sz w:val="19"/>
                 <w:szCs w:val="19"/>
               </w:rPr>
-              <w:t xml:space="preserve">Aprovado (automatizado)</w:t>
+              <w:t xml:space="preserve">Aprovado (cálculo)</w:t>
             </w:r>
           </w:p>
         </w:tc>
@@ -18446,7 +18446,7 @@
                 <w:sz w:val="19"/>
                 <w:szCs w:val="19"/>
               </w:rPr>
-              <w:t xml:space="preserve">Navegador em inglês abre o popup em inglês; PT, EN e ES trocam todos os textos e a escolha é salva; o leitor abre em inglês</w:t>
+              <w:t xml:space="preserve">Contraste calculado pela fórmula da WCAG 2.1 para os pares de cores do popup, do leitor e do login: textos de 5,8:1 a 17,9:1; controles e anel de foco acima de 3:1 depois do ajuste. Não foi usada ferramenta externa nem o leitor de tela</w:t>
             </w:r>
           </w:p>
         </w:tc>
@@ -18483,7 +18483,7 @@
                 <w:sz w:val="19"/>
                 <w:szCs w:val="19"/>
               </w:rPr>
-              <w:t xml:space="preserve">CT-28, CT-29</w:t>
+              <w:t xml:space="preserve">CT-23</w:t>
             </w:r>
           </w:p>
         </w:tc>
@@ -18547,7 +18547,7 @@
                 <w:sz w:val="19"/>
                 <w:szCs w:val="19"/>
               </w:rPr>
-              <w:t xml:space="preserve">A regra de idioma foi conferida (</w:t>
+              <w:t xml:space="preserve">Com </w:t>
             </w:r>
             <w:r>
               <w:rPr>
@@ -18558,80 +18558,17 @@
                 <w:szCs w:val="19"/>
                 <w:shd w:fill="EEF3F6" w:color="auto" w:val="clear"/>
               </w:rPr>
-              <w:t xml:space="preserve">en-GB</w:t>
-            </w:r>
-            <w:r>
-              <w:rPr>
-                <w:rFonts w:ascii="Arial" w:cs="Arial" w:eastAsia="Arial" w:hAnsi="Arial"/>
-                <w:b w:val="false"/>
-                <w:bCs w:val="false"/>
-                <w:sz w:val="19"/>
-                <w:szCs w:val="19"/>
-              </w:rPr>
-              <w:t xml:space="preserve"> vira inglês; sem </w:t>
-            </w:r>
-            <w:r>
-              <w:rPr>
-                <w:rFonts w:ascii="Consolas" w:cs="Consolas" w:eastAsia="Consolas" w:hAnsi="Consolas"/>
-                <w:b w:val="false"/>
-                <w:bCs w:val="false"/>
-                <w:sz w:val="19"/>
-                <w:szCs w:val="19"/>
-                <w:shd w:fill="EEF3F6" w:color="auto" w:val="clear"/>
-              </w:rPr>
-              <w:t xml:space="preserve">lang</w:t>
-            </w:r>
-            <w:r>
-              <w:rPr>
-                <w:rFonts w:ascii="Arial" w:cs="Arial" w:eastAsia="Arial" w:hAnsi="Arial"/>
-                <w:b w:val="false"/>
-                <w:bCs w:val="false"/>
-                <w:sz w:val="19"/>
-                <w:szCs w:val="19"/>
-              </w:rPr>
-              <w:t xml:space="preserve"> ou </w:t>
-            </w:r>
-            <w:r>
-              <w:rPr>
-                <w:rFonts w:ascii="Consolas" w:cs="Consolas" w:eastAsia="Consolas" w:hAnsi="Consolas"/>
-                <w:b w:val="false"/>
-                <w:bCs w:val="false"/>
-                <w:sz w:val="19"/>
-                <w:szCs w:val="19"/>
-                <w:shd w:fill="EEF3F6" w:color="auto" w:val="clear"/>
-              </w:rPr>
-              <w:t xml:space="preserve">fr</w:t>
-            </w:r>
-            <w:r>
-              <w:rPr>
-                <w:rFonts w:ascii="Arial" w:cs="Arial" w:eastAsia="Arial" w:hAnsi="Arial"/>
-                <w:b w:val="false"/>
-                <w:bCs w:val="false"/>
-                <w:sz w:val="19"/>
-                <w:szCs w:val="19"/>
-              </w:rPr>
-              <w:t xml:space="preserve"> usa a interface; ES fixo ignora o </w:t>
-            </w:r>
-            <w:r>
-              <w:rPr>
-                <w:rFonts w:ascii="Consolas" w:cs="Consolas" w:eastAsia="Consolas" w:hAnsi="Consolas"/>
-                <w:b w:val="false"/>
-                <w:bCs w:val="false"/>
-                <w:sz w:val="19"/>
-                <w:szCs w:val="19"/>
-                <w:shd w:fill="EEF3F6" w:color="auto" w:val="clear"/>
-              </w:rPr>
-              <w:t xml:space="preserve">lang</w:t>
-            </w:r>
-            <w:r>
-              <w:rPr>
-                <w:rFonts w:ascii="Arial" w:cs="Arial" w:eastAsia="Arial" w:hAnsi="Arial"/>
-                <w:b w:val="false"/>
-                <w:bCs w:val="false"/>
-                <w:sz w:val="19"/>
-                <w:szCs w:val="19"/>
-              </w:rPr>
-              <w:t xml:space="preserve">) e os três parágrafos são destacados; a voz ouvida não foi conferida</w:t>
+              <w:t xml:space="preserve">prefers-reduced-motion</w:t>
+            </w:r>
+            <w:r>
+              <w:rPr>
+                <w:rFonts w:ascii="Arial" w:cs="Arial" w:eastAsia="Arial" w:hAnsi="Arial"/>
+                <w:b w:val="false"/>
+                <w:bCs w:val="false"/>
+                <w:sz w:val="19"/>
+                <w:szCs w:val="19"/>
+              </w:rPr>
+              <w:t xml:space="preserve"> a animação some; foco visível e leitor de tela não verificados</w:t>
             </w:r>
           </w:p>
         </w:tc>
@@ -18668,7 +18605,7 @@
                 <w:sz w:val="19"/>
                 <w:szCs w:val="19"/>
               </w:rPr>
-              <w:t xml:space="preserve">CT-30</w:t>
+              <w:t xml:space="preserve">CT-26, CT-27</w:t>
             </w:r>
           </w:p>
         </w:tc>
@@ -18700,7 +18637,7 @@
                 <w:sz w:val="19"/>
                 <w:szCs w:val="19"/>
               </w:rPr>
-              <w:t xml:space="preserve">Aprovado (parcial)</w:t>
+              <w:t xml:space="preserve">Aprovado (automatizado)</w:t>
             </w:r>
           </w:p>
         </w:tc>
@@ -18732,7 +18669,7 @@
                 <w:sz w:val="19"/>
                 <w:szCs w:val="19"/>
               </w:rPr>
-              <w:t xml:space="preserve">A lista carregou (4 opções em inglês, 3 em português) e a escolha foi gravada; sem voz espanhola instalada nesta máquina, o aviso apareceu; a fala com a voz escolhida não foi ouvida</w:t>
+              <w:t xml:space="preserve">Navegador em inglês abre o popup em inglês; PT, EN e ES trocam todos os textos e a escolha é salva; o leitor abre em inglês</w:t>
             </w:r>
           </w:p>
         </w:tc>
@@ -18769,7 +18706,7 @@
                 <w:sz w:val="19"/>
                 <w:szCs w:val="19"/>
               </w:rPr>
-              <w:t xml:space="preserve">CT-L00</w:t>
+              <w:t xml:space="preserve">CT-28, CT-29</w:t>
             </w:r>
           </w:p>
         </w:tc>
@@ -18801,7 +18738,7 @@
                 <w:sz w:val="19"/>
                 <w:szCs w:val="19"/>
               </w:rPr>
-              <w:t xml:space="preserve">Aprovado (automatizado)</w:t>
+              <w:t xml:space="preserve">Aprovado (parcial)</w:t>
             </w:r>
           </w:p>
         </w:tc>
@@ -18833,7 +18770,91 @@
                 <w:sz w:val="19"/>
                 <w:szCs w:val="19"/>
               </w:rPr>
-              <w:t xml:space="preserve">Sem Client ID, o cartão de conta fica oculto e a ativação segue visível</w:t>
+              <w:t xml:space="preserve">A regra de idioma foi conferida (</w:t>
+            </w:r>
+            <w:r>
+              <w:rPr>
+                <w:rFonts w:ascii="Consolas" w:cs="Consolas" w:eastAsia="Consolas" w:hAnsi="Consolas"/>
+                <w:b w:val="false"/>
+                <w:bCs w:val="false"/>
+                <w:sz w:val="19"/>
+                <w:szCs w:val="19"/>
+                <w:shd w:fill="EEF3F6" w:color="auto" w:val="clear"/>
+              </w:rPr>
+              <w:t xml:space="preserve">en-GB</w:t>
+            </w:r>
+            <w:r>
+              <w:rPr>
+                <w:rFonts w:ascii="Arial" w:cs="Arial" w:eastAsia="Arial" w:hAnsi="Arial"/>
+                <w:b w:val="false"/>
+                <w:bCs w:val="false"/>
+                <w:sz w:val="19"/>
+                <w:szCs w:val="19"/>
+              </w:rPr>
+              <w:t xml:space="preserve"> vira inglês; sem </w:t>
+            </w:r>
+            <w:r>
+              <w:rPr>
+                <w:rFonts w:ascii="Consolas" w:cs="Consolas" w:eastAsia="Consolas" w:hAnsi="Consolas"/>
+                <w:b w:val="false"/>
+                <w:bCs w:val="false"/>
+                <w:sz w:val="19"/>
+                <w:szCs w:val="19"/>
+                <w:shd w:fill="EEF3F6" w:color="auto" w:val="clear"/>
+              </w:rPr>
+              <w:t xml:space="preserve">lang</w:t>
+            </w:r>
+            <w:r>
+              <w:rPr>
+                <w:rFonts w:ascii="Arial" w:cs="Arial" w:eastAsia="Arial" w:hAnsi="Arial"/>
+                <w:b w:val="false"/>
+                <w:bCs w:val="false"/>
+                <w:sz w:val="19"/>
+                <w:szCs w:val="19"/>
+              </w:rPr>
+              <w:t xml:space="preserve"> ou </w:t>
+            </w:r>
+            <w:r>
+              <w:rPr>
+                <w:rFonts w:ascii="Consolas" w:cs="Consolas" w:eastAsia="Consolas" w:hAnsi="Consolas"/>
+                <w:b w:val="false"/>
+                <w:bCs w:val="false"/>
+                <w:sz w:val="19"/>
+                <w:szCs w:val="19"/>
+                <w:shd w:fill="EEF3F6" w:color="auto" w:val="clear"/>
+              </w:rPr>
+              <w:t xml:space="preserve">fr</w:t>
+            </w:r>
+            <w:r>
+              <w:rPr>
+                <w:rFonts w:ascii="Arial" w:cs="Arial" w:eastAsia="Arial" w:hAnsi="Arial"/>
+                <w:b w:val="false"/>
+                <w:bCs w:val="false"/>
+                <w:sz w:val="19"/>
+                <w:szCs w:val="19"/>
+              </w:rPr>
+              <w:t xml:space="preserve"> usa a interface; ES fixo ignora o </w:t>
+            </w:r>
+            <w:r>
+              <w:rPr>
+                <w:rFonts w:ascii="Consolas" w:cs="Consolas" w:eastAsia="Consolas" w:hAnsi="Consolas"/>
+                <w:b w:val="false"/>
+                <w:bCs w:val="false"/>
+                <w:sz w:val="19"/>
+                <w:szCs w:val="19"/>
+                <w:shd w:fill="EEF3F6" w:color="auto" w:val="clear"/>
+              </w:rPr>
+              <w:t xml:space="preserve">lang</w:t>
+            </w:r>
+            <w:r>
+              <w:rPr>
+                <w:rFonts w:ascii="Arial" w:cs="Arial" w:eastAsia="Arial" w:hAnsi="Arial"/>
+                <w:b w:val="false"/>
+                <w:bCs w:val="false"/>
+                <w:sz w:val="19"/>
+                <w:szCs w:val="19"/>
+              </w:rPr>
+              <w:t xml:space="preserve">) e os três parágrafos são destacados; a voz ouvida não foi conferida</w:t>
             </w:r>
           </w:p>
         </w:tc>
@@ -18870,7 +18891,7 @@
                 <w:sz w:val="19"/>
                 <w:szCs w:val="19"/>
               </w:rPr>
-              <w:t xml:space="preserve">CT-L01 a CT-L06</w:t>
+              <w:t xml:space="preserve">CT-30</w:t>
             </w:r>
           </w:p>
         </w:tc>
@@ -18902,7 +18923,7 @@
                 <w:sz w:val="19"/>
                 <w:szCs w:val="19"/>
               </w:rPr>
-              <w:t xml:space="preserve">Aprovado (Google simulado)</w:t>
+              <w:t xml:space="preserve">Aprovado (parcial)</w:t>
             </w:r>
           </w:p>
         </w:tc>
@@ -18934,7 +18955,7 @@
                 <w:sz w:val="19"/>
                 <w:szCs w:val="19"/>
               </w:rPr>
-              <w:t xml:space="preserve">Login, e-mail exibido, gravação da velocidade na conta, restauração após sair e entrar, "Agora não" e uso sem conta</w:t>
+              <w:t xml:space="preserve">A lista carregou (4 opções em inglês, 3 em português) e a escolha foi gravada; sem voz espanhola instalada nesta máquina, o aviso apareceu; a fala com a voz escolhida não foi ouvida</w:t>
             </w:r>
           </w:p>
         </w:tc>
@@ -18971,7 +18992,7 @@
                 <w:sz w:val="19"/>
                 <w:szCs w:val="19"/>
               </w:rPr>
-              <w:t xml:space="preserve">CT-L09</w:t>
+              <w:t xml:space="preserve">CT-L00</w:t>
             </w:r>
           </w:p>
         </w:tc>
@@ -19003,7 +19024,7 @@
                 <w:sz w:val="19"/>
                 <w:szCs w:val="19"/>
               </w:rPr>
-              <w:t xml:space="preserve">Aprovado (parcial)</w:t>
+              <w:t xml:space="preserve">Aprovado (automatizado)</w:t>
             </w:r>
           </w:p>
         </w:tc>
@@ -19035,7 +19056,7 @@
                 <w:sz w:val="19"/>
                 <w:szCs w:val="19"/>
               </w:rPr>
-              <w:t xml:space="preserve">Servidor fora do ar mostra o aviso de sem conexão; sessão expirada não executada</w:t>
+              <w:t xml:space="preserve">Sem Client ID, o cartão de conta fica oculto e a ativação segue visível</w:t>
             </w:r>
           </w:p>
         </w:tc>
@@ -19072,7 +19093,7 @@
                 <w:sz w:val="19"/>
                 <w:szCs w:val="19"/>
               </w:rPr>
-              <w:t xml:space="preserve">BE-01 a BE-05</w:t>
+              <w:t xml:space="preserve">CT-L01 a CT-L06</w:t>
             </w:r>
           </w:p>
         </w:tc>
@@ -19104,7 +19125,7 @@
                 <w:sz w:val="19"/>
                 <w:szCs w:val="19"/>
               </w:rPr>
-              <w:t xml:space="preserve">Aprovado</w:t>
+              <w:t xml:space="preserve">Aprovado (Google simulado)</w:t>
             </w:r>
           </w:p>
         </w:tc>
@@ -19136,7 +19157,7 @@
                 <w:sz w:val="19"/>
                 <w:szCs w:val="19"/>
               </w:rPr>
-              <w:t xml:space="preserve">5 testes automatizados do backend passam</w:t>
+              <w:t xml:space="preserve">Login, e-mail exibido, gravação da velocidade na conta, restauração após sair e entrar, "Agora não" e uso sem conta</w:t>
             </w:r>
           </w:p>
         </w:tc>
@@ -19173,6 +19194,208 @@
                 <w:sz w:val="19"/>
                 <w:szCs w:val="19"/>
               </w:rPr>
+              <w:t xml:space="preserve">CT-L09</w:t>
+            </w:r>
+          </w:p>
+        </w:tc>
+        <w:tc>
+          <w:tcPr>
+            <w:tcW w:type="dxa" w:w="1928"/>
+            <w:tcBorders>
+              <w:top w:val="single" w:color="B8C7D1" w:sz="4"/>
+              <w:left w:val="single" w:color="B8C7D1" w:sz="4"/>
+              <w:bottom w:val="single" w:color="B8C7D1" w:sz="4"/>
+              <w:right w:val="single" w:color="B8C7D1" w:sz="4"/>
+            </w:tcBorders>
+            <w:tcMar>
+              <w:top w:type="dxa" w:w="70"/>
+              <w:left w:type="dxa" w:w="110"/>
+              <w:bottom w:type="dxa" w:w="70"/>
+              <w:right w:type="dxa" w:w="110"/>
+            </w:tcMar>
+          </w:tcPr>
+          <w:p>
+            <w:pPr>
+              <w:spacing w:line="264"/>
+            </w:pPr>
+            <w:r>
+              <w:rPr>
+                <w:rFonts w:ascii="Arial" w:cs="Arial" w:eastAsia="Arial" w:hAnsi="Arial"/>
+                <w:b w:val="false"/>
+                <w:bCs w:val="false"/>
+                <w:sz w:val="19"/>
+                <w:szCs w:val="19"/>
+              </w:rPr>
+              <w:t xml:space="preserve">Aprovado (parcial)</w:t>
+            </w:r>
+          </w:p>
+        </w:tc>
+        <w:tc>
+          <w:tcPr>
+            <w:tcW w:type="dxa" w:w="6457"/>
+            <w:tcBorders>
+              <w:top w:val="single" w:color="B8C7D1" w:sz="4"/>
+              <w:left w:val="single" w:color="B8C7D1" w:sz="4"/>
+              <w:bottom w:val="single" w:color="B8C7D1" w:sz="4"/>
+              <w:right w:val="single" w:color="B8C7D1" w:sz="4"/>
+            </w:tcBorders>
+            <w:tcMar>
+              <w:top w:type="dxa" w:w="70"/>
+              <w:left w:type="dxa" w:w="110"/>
+              <w:bottom w:type="dxa" w:w="70"/>
+              <w:right w:type="dxa" w:w="110"/>
+            </w:tcMar>
+          </w:tcPr>
+          <w:p>
+            <w:pPr>
+              <w:spacing w:line="264"/>
+            </w:pPr>
+            <w:r>
+              <w:rPr>
+                <w:rFonts w:ascii="Arial" w:cs="Arial" w:eastAsia="Arial" w:hAnsi="Arial"/>
+                <w:b w:val="false"/>
+                <w:bCs w:val="false"/>
+                <w:sz w:val="19"/>
+                <w:szCs w:val="19"/>
+              </w:rPr>
+              <w:t xml:space="preserve">Servidor fora do ar mostra o aviso de sem conexão; sessão expirada não executada</w:t>
+            </w:r>
+          </w:p>
+        </w:tc>
+      </w:tr>
+      <w:tr>
+        <w:trPr>
+          <w:cantSplit/>
+        </w:trPr>
+        <w:tc>
+          <w:tcPr>
+            <w:tcW w:type="dxa" w:w="1253"/>
+            <w:tcBorders>
+              <w:top w:val="single" w:color="B8C7D1" w:sz="4"/>
+              <w:left w:val="single" w:color="B8C7D1" w:sz="4"/>
+              <w:bottom w:val="single" w:color="B8C7D1" w:sz="4"/>
+              <w:right w:val="single" w:color="B8C7D1" w:sz="4"/>
+            </w:tcBorders>
+            <w:tcMar>
+              <w:top w:type="dxa" w:w="70"/>
+              <w:left w:type="dxa" w:w="110"/>
+              <w:bottom w:type="dxa" w:w="70"/>
+              <w:right w:type="dxa" w:w="110"/>
+            </w:tcMar>
+          </w:tcPr>
+          <w:p>
+            <w:pPr>
+              <w:spacing w:line="264"/>
+            </w:pPr>
+            <w:r>
+              <w:rPr>
+                <w:rFonts w:ascii="Arial" w:cs="Arial" w:eastAsia="Arial" w:hAnsi="Arial"/>
+                <w:b w:val="false"/>
+                <w:bCs w:val="false"/>
+                <w:sz w:val="19"/>
+                <w:szCs w:val="19"/>
+              </w:rPr>
+              <w:t xml:space="preserve">BE-01 a BE-05</w:t>
+            </w:r>
+          </w:p>
+        </w:tc>
+        <w:tc>
+          <w:tcPr>
+            <w:tcW w:type="dxa" w:w="1928"/>
+            <w:tcBorders>
+              <w:top w:val="single" w:color="B8C7D1" w:sz="4"/>
+              <w:left w:val="single" w:color="B8C7D1" w:sz="4"/>
+              <w:bottom w:val="single" w:color="B8C7D1" w:sz="4"/>
+              <w:right w:val="single" w:color="B8C7D1" w:sz="4"/>
+            </w:tcBorders>
+            <w:tcMar>
+              <w:top w:type="dxa" w:w="70"/>
+              <w:left w:type="dxa" w:w="110"/>
+              <w:bottom w:type="dxa" w:w="70"/>
+              <w:right w:type="dxa" w:w="110"/>
+            </w:tcMar>
+          </w:tcPr>
+          <w:p>
+            <w:pPr>
+              <w:spacing w:line="264"/>
+            </w:pPr>
+            <w:r>
+              <w:rPr>
+                <w:rFonts w:ascii="Arial" w:cs="Arial" w:eastAsia="Arial" w:hAnsi="Arial"/>
+                <w:b w:val="false"/>
+                <w:bCs w:val="false"/>
+                <w:sz w:val="19"/>
+                <w:szCs w:val="19"/>
+              </w:rPr>
+              <w:t xml:space="preserve">Aprovado</w:t>
+            </w:r>
+          </w:p>
+        </w:tc>
+        <w:tc>
+          <w:tcPr>
+            <w:tcW w:type="dxa" w:w="6457"/>
+            <w:tcBorders>
+              <w:top w:val="single" w:color="B8C7D1" w:sz="4"/>
+              <w:left w:val="single" w:color="B8C7D1" w:sz="4"/>
+              <w:bottom w:val="single" w:color="B8C7D1" w:sz="4"/>
+              <w:right w:val="single" w:color="B8C7D1" w:sz="4"/>
+            </w:tcBorders>
+            <w:tcMar>
+              <w:top w:type="dxa" w:w="70"/>
+              <w:left w:type="dxa" w:w="110"/>
+              <w:bottom w:type="dxa" w:w="70"/>
+              <w:right w:type="dxa" w:w="110"/>
+            </w:tcMar>
+          </w:tcPr>
+          <w:p>
+            <w:pPr>
+              <w:spacing w:line="264"/>
+            </w:pPr>
+            <w:r>
+              <w:rPr>
+                <w:rFonts w:ascii="Arial" w:cs="Arial" w:eastAsia="Arial" w:hAnsi="Arial"/>
+                <w:b w:val="false"/>
+                <w:bCs w:val="false"/>
+                <w:sz w:val="19"/>
+                <w:szCs w:val="19"/>
+              </w:rPr>
+              <w:t xml:space="preserve">5 testes automatizados do backend passam</w:t>
+            </w:r>
+          </w:p>
+        </w:tc>
+      </w:tr>
+      <w:tr>
+        <w:trPr>
+          <w:cantSplit/>
+        </w:trPr>
+        <w:tc>
+          <w:tcPr>
+            <w:tcW w:type="dxa" w:w="1253"/>
+            <w:tcBorders>
+              <w:top w:val="single" w:color="B8C7D1" w:sz="4"/>
+              <w:left w:val="single" w:color="B8C7D1" w:sz="4"/>
+              <w:bottom w:val="single" w:color="B8C7D1" w:sz="4"/>
+              <w:right w:val="single" w:color="B8C7D1" w:sz="4"/>
+            </w:tcBorders>
+            <w:tcMar>
+              <w:top w:type="dxa" w:w="70"/>
+              <w:left w:type="dxa" w:w="110"/>
+              <w:bottom w:type="dxa" w:w="70"/>
+              <w:right w:type="dxa" w:w="110"/>
+            </w:tcMar>
+          </w:tcPr>
+          <w:p>
+            <w:pPr>
+              <w:spacing w:line="264"/>
+            </w:pPr>
+            <w:r>
+              <w:rPr>
+                <w:rFonts w:ascii="Arial" w:cs="Arial" w:eastAsia="Arial" w:hAnsi="Arial"/>
+                <w:b w:val="false"/>
+                <w:bCs w:val="false"/>
+                <w:sz w:val="19"/>
+                <w:szCs w:val="19"/>
+              </w:rPr>
               <w:t xml:space="preserve">Demais casos</w:t>
             </w:r>
           </w:p>
@@ -19237,7 +19460,7 @@
                 <w:sz w:val="19"/>
                 <w:szCs w:val="19"/>
               </w:rPr>
-              <w:t xml:space="preserve">CT-02, CT-04, CT-05, CT-07, CT-09 a CT-11, CT-13 a CT-22, CT-24, CT-25, CT-31, CT-L07, CT-L08, CT-L10, CT-L11</w:t>
+              <w:t xml:space="preserve">CT-02, CT-04, CT-05, CT-07, CT-09 a CT-11, CT-13 a CT-20, CT-22, CT-25, CT-31, CT-L07, CT-L08, CT-L10, CT-L11</w:t>
             </w:r>
           </w:p>
         </w:tc>
@@ -19875,6 +20098,16 @@
             <w:pPr>
               <w:spacing w:line="264"/>
             </w:pPr>
+            <w:r>
+              <w:rPr>
+                <w:rFonts w:ascii="Arial" w:cs="Arial" w:eastAsia="Arial" w:hAnsi="Arial"/>
+                <w:b w:val="false"/>
+                <w:bCs w:val="false"/>
+                <w:sz w:val="19"/>
+                <w:szCs w:val="19"/>
+              </w:rPr>
+              <w:t xml:space="preserve">30/10/2026</w:t>
+            </w:r>
           </w:p>
         </w:tc>
         <w:tc>
@@ -19961,6 +20194,16 @@
             <w:pPr>
               <w:spacing w:line="264"/>
             </w:pPr>
+            <w:r>
+              <w:rPr>
+                <w:rFonts w:ascii="Arial" w:cs="Arial" w:eastAsia="Arial" w:hAnsi="Arial"/>
+                <w:b w:val="false"/>
+                <w:bCs w:val="false"/>
+                <w:sz w:val="19"/>
+                <w:szCs w:val="19"/>
+              </w:rPr>
+              <w:t xml:space="preserve">Script de automação</w:t>
+            </w:r>
           </w:p>
         </w:tc>
         <w:tc>
@@ -19983,6 +20226,16 @@
             <w:pPr>
               <w:spacing w:line="264"/>
             </w:pPr>
+            <w:r>
+              <w:rPr>
+                <w:rFonts w:ascii="Arial" w:cs="Arial" w:eastAsia="Arial" w:hAnsi="Arial"/>
+                <w:b w:val="false"/>
+                <w:bCs w:val="false"/>
+                <w:sz w:val="19"/>
+                <w:szCs w:val="19"/>
+              </w:rPr>
+              <w:t xml:space="preserve">parcial (CT-21)</w:t>
+            </w:r>
           </w:p>
         </w:tc>
         <w:tc>
@@ -20005,6 +20258,16 @@
             <w:pPr>
               <w:spacing w:line="264"/>
             </w:pPr>
+            <w:r>
+              <w:rPr>
+                <w:rFonts w:ascii="Arial" w:cs="Arial" w:eastAsia="Arial" w:hAnsi="Arial"/>
+                <w:b w:val="false"/>
+                <w:bCs w:val="false"/>
+                <w:sz w:val="19"/>
+                <w:szCs w:val="19"/>
+              </w:rPr>
+              <w:t xml:space="preserve">0</w:t>
+            </w:r>
           </w:p>
         </w:tc>
         <w:tc>
@@ -20027,6 +20290,16 @@
             <w:pPr>
               <w:spacing w:line="264"/>
             </w:pPr>
+            <w:r>
+              <w:rPr>
+                <w:rFonts w:ascii="Arial" w:cs="Arial" w:eastAsia="Arial" w:hAnsi="Arial"/>
+                <w:b w:val="false"/>
+                <w:bCs w:val="false"/>
+                <w:sz w:val="19"/>
+                <w:szCs w:val="19"/>
+              </w:rPr>
+              <w:t xml:space="preserve">0</w:t>
+            </w:r>
           </w:p>
         </w:tc>
       </w:tr>
